--- a/baitap/009_4.docx
+++ b/baitap/009_4.docx
@@ -507,7 +507,13 @@
         <w:t>angry → ____________</w:t>
       </w:r>
       <w:r>
-        <w:t>angryly</w:t>
+        <w:t>angr</w:t>
+      </w:r>
+      <w:r>
+        <w:t>i</w:t>
+      </w:r>
+      <w:r>
+        <w:t>ly</w:t>
       </w:r>
       <w:r>
         <w:t>______</w:t>
@@ -1063,7 +1069,7 @@
     <w:p>
       <w:r>
         <w:pict w14:anchorId="38DC7DCC">
-          <v:rect id="_x0000_i1035" style="width:0;height:1.5pt" o:hralign="center" o:hrstd="t" o:hr="t" fillcolor="#a0a0a0" stroked="f"/>
+          <v:rect id="_x0000_i1030" style="width:0;height:1.5pt" o:hralign="center" o:hrstd="t" o:hr="t" fillcolor="#a0a0a0" stroked="f"/>
         </w:pict>
       </w:r>
     </w:p>
@@ -1181,7 +1187,7 @@
     <w:p>
       <w:r>
         <w:pict w14:anchorId="5F8E27C8">
-          <v:rect id="_x0000_i1041" style="width:0;height:1.5pt" o:hralign="center" o:hrstd="t" o:hr="t" fillcolor="#a0a0a0" stroked="f"/>
+          <v:rect id="_x0000_i1031" style="width:0;height:1.5pt" o:hralign="center" o:hrstd="t" o:hr="t" fillcolor="#a0a0a0" stroked="f"/>
         </w:pict>
       </w:r>
     </w:p>
@@ -1340,7 +1346,7 @@
     <w:p>
       <w:r>
         <w:pict w14:anchorId="3B242407">
-          <v:rect id="_x0000_i1050" style="width:0;height:1.5pt" o:hralign="center" o:hrstd="t" o:hr="t" fillcolor="#a0a0a0" stroked="f"/>
+          <v:rect id="_x0000_i1032" style="width:0;height:1.5pt" o:hralign="center" o:hrstd="t" o:hr="t" fillcolor="#a0a0a0" stroked="f"/>
         </w:pict>
       </w:r>
     </w:p>
@@ -1460,7 +1466,7 @@
     <w:p>
       <w:r>
         <w:pict w14:anchorId="73BD7E54">
-          <v:rect id="_x0000_i1056" style="width:0;height:1.5pt" o:hralign="center" o:hrstd="t" o:hr="t" fillcolor="#a0a0a0" stroked="f"/>
+          <v:rect id="_x0000_i1033" style="width:0;height:1.5pt" o:hralign="center" o:hrstd="t" o:hr="t" fillcolor="#a0a0a0" stroked="f"/>
         </w:pict>
       </w:r>
     </w:p>
@@ -2303,7 +2309,7 @@
       <w:r>
         <w:lastRenderedPageBreak/>
         <w:pict w14:anchorId="5D5B7BEA">
-          <v:rect id="_x0000_i1057" style="width:0;height:1.5pt" o:hralign="center" o:hrstd="t" o:hr="t" fillcolor="#a0a0a0" stroked="f"/>
+          <v:rect id="_x0000_i1034" style="width:0;height:1.5pt" o:hralign="center" o:hrstd="t" o:hr="t" fillcolor="#a0a0a0" stroked="f"/>
         </w:pict>
       </w:r>
     </w:p>
@@ -2505,7 +2511,7 @@
     <w:p>
       <w:r>
         <w:pict w14:anchorId="19AD9CEC">
-          <v:rect id="_x0000_i1058" style="width:0;height:1.5pt" o:hralign="center" o:hrstd="t" o:hr="t" fillcolor="#a0a0a0" stroked="f"/>
+          <v:rect id="_x0000_i1035" style="width:0;height:1.5pt" o:hralign="center" o:hrstd="t" o:hr="t" fillcolor="#a0a0a0" stroked="f"/>
         </w:pict>
       </w:r>
     </w:p>
@@ -2638,7 +2644,7 @@
     <w:p>
       <w:r>
         <w:pict w14:anchorId="3469C634">
-          <v:rect id="_x0000_i1059" style="width:0;height:1.5pt" o:hralign="center" o:hrstd="t" o:hr="t" fillcolor="#a0a0a0" stroked="f"/>
+          <v:rect id="_x0000_i1036" style="width:0;height:1.5pt" o:hralign="center" o:hrstd="t" o:hr="t" fillcolor="#a0a0a0" stroked="f"/>
         </w:pict>
       </w:r>
     </w:p>
@@ -2770,7 +2776,7 @@
     <w:p>
       <w:r>
         <w:pict w14:anchorId="58E582C5">
-          <v:rect id="_x0000_i1060" style="width:0;height:1.5pt" o:hralign="center" o:hrstd="t" o:hr="t" fillcolor="#a0a0a0" stroked="f"/>
+          <v:rect id="_x0000_i1037" style="width:0;height:1.5pt" o:hralign="center" o:hrstd="t" o:hr="t" fillcolor="#a0a0a0" stroked="f"/>
         </w:pict>
       </w:r>
     </w:p>
@@ -2902,7 +2908,7 @@
     <w:p>
       <w:r>
         <w:pict w14:anchorId="77D69D26">
-          <v:rect id="_x0000_i1061" style="width:0;height:1.5pt" o:hralign="center" o:hrstd="t" o:hr="t" fillcolor="#a0a0a0" stroked="f"/>
+          <v:rect id="_x0000_i1038" style="width:0;height:1.5pt" o:hralign="center" o:hrstd="t" o:hr="t" fillcolor="#a0a0a0" stroked="f"/>
         </w:pict>
       </w:r>
     </w:p>
@@ -2980,7 +2986,7 @@
     <w:p>
       <w:r>
         <w:pict w14:anchorId="7F57B5FC">
-          <v:rect id="_x0000_i1062" style="width:0;height:1.5pt" o:hralign="center" o:hrstd="t" o:hr="t" fillcolor="#a0a0a0" stroked="f"/>
+          <v:rect id="_x0000_i1039" style="width:0;height:1.5pt" o:hralign="center" o:hrstd="t" o:hr="t" fillcolor="#a0a0a0" stroked="f"/>
         </w:pict>
       </w:r>
     </w:p>
@@ -3077,7 +3083,7 @@
     <w:p>
       <w:r>
         <w:pict w14:anchorId="62ED7610">
-          <v:rect id="_x0000_i1063" style="width:0;height:1.5pt" o:hralign="center" o:hrstd="t" o:hr="t" fillcolor="#a0a0a0" stroked="f"/>
+          <v:rect id="_x0000_i1040" style="width:0;height:1.5pt" o:hralign="center" o:hrstd="t" o:hr="t" fillcolor="#a0a0a0" stroked="f"/>
         </w:pict>
       </w:r>
     </w:p>
@@ -3220,7 +3226,7 @@
       <w:r>
         <w:lastRenderedPageBreak/>
         <w:pict w14:anchorId="4AD724D8">
-          <v:rect id="_x0000_i1064" style="width:0;height:1.5pt" o:hralign="center" o:hrstd="t" o:hr="t" fillcolor="#a0a0a0" stroked="f"/>
+          <v:rect id="_x0000_i1041" style="width:0;height:1.5pt" o:hralign="center" o:hrstd="t" o:hr="t" fillcolor="#a0a0a0" stroked="f"/>
         </w:pict>
       </w:r>
     </w:p>
@@ -3322,7 +3328,7 @@
     <w:p>
       <w:r>
         <w:pict w14:anchorId="3AAD54ED">
-          <v:rect id="_x0000_i1065" style="width:0;height:1.5pt" o:hralign="center" o:hrstd="t" o:hr="t" fillcolor="#a0a0a0" stroked="f"/>
+          <v:rect id="_x0000_i1042" style="width:0;height:1.5pt" o:hralign="center" o:hrstd="t" o:hr="t" fillcolor="#a0a0a0" stroked="f"/>
         </w:pict>
       </w:r>
     </w:p>
